--- a/IQOQDQ/OQ_HMI/Machine type/VI 10/View_SettingsView_V0300_30_InfeedConvView_Tab_1.docx
+++ b/IQOQDQ/OQ_HMI/Machine type/VI 10/View_SettingsView_V0300_30_InfeedConvView_Tab_1.docx
@@ -55,6 +55,9 @@
             <w:r>
               <w:t>Infeed conveyor\product infeed</w:t>
             </w:r>
+            <w:r>
+              <w:t xml:space="preserve"> (Page 1 of 2)</w:t>
+            </w:r>
           </w:p>
         </w:tc>
       </w:tr>
@@ -89,34 +92,47 @@
                 <w:noProof/>
               </w:rPr>
               <w:drawing>
-                <wp:inline distT="0" distB="0" distL="0" distR="0" wp14:anchorId="3D0BD2BA" wp14:editId="09A01013">
-                  <wp:extent cx="5856269" cy="3291840"/>
-                  <wp:effectExtent l="0" t="0" r="0" b="0"/>
-                  <wp:docPr id="73" name="Image 73"/>
+                <wp:inline distT="0" distB="0" distL="0" distR="0" wp14:anchorId="0DB31DF1" wp14:editId="7305E465">
+                  <wp:extent cx="5972175" cy="3358515"/>
+                  <wp:effectExtent l="0" t="0" r="9525" b="0"/>
+                  <wp:docPr id="208400728" name="Picture 1"/>
                   <wp:cNvGraphicFramePr>
-                    <a:graphicFrameLocks xmlns:a="http://schemas.openxmlformats.org/drawingml/2006/main"/>
+                    <a:graphicFrameLocks xmlns:a="http://schemas.openxmlformats.org/drawingml/2006/main" noChangeAspect="1"/>
                   </wp:cNvGraphicFramePr>
                   <a:graphic xmlns:a="http://schemas.openxmlformats.org/drawingml/2006/main">
                     <a:graphicData uri="http://schemas.openxmlformats.org/drawingml/2006/picture">
                       <pic:pic xmlns:pic="http://schemas.openxmlformats.org/drawingml/2006/picture">
                         <pic:nvPicPr>
-                          <pic:cNvPr id="73" name="Image 73"/>
-                          <pic:cNvPicPr/>
+                          <pic:cNvPr id="0" name="Picture 1"/>
+                          <pic:cNvPicPr>
+                            <a:picLocks noChangeAspect="1" noChangeArrowheads="1"/>
+                          </pic:cNvPicPr>
                         </pic:nvPicPr>
                         <pic:blipFill>
-                          <a:blip r:embed="rId5" cstate="print"/>
+                          <a:blip r:embed="rId5">
+                            <a:extLst>
+                              <a:ext uri="{28A0092B-C50C-407E-A947-70E740481C1C}">
+                                <a14:useLocalDpi xmlns:a14="http://schemas.microsoft.com/office/drawing/2010/main" val="0"/>
+                              </a:ext>
+                            </a:extLst>
+                          </a:blip>
+                          <a:srcRect/>
                           <a:stretch>
                             <a:fillRect/>
                           </a:stretch>
                         </pic:blipFill>
-                        <pic:spPr>
+                        <pic:spPr bwMode="auto">
                           <a:xfrm>
                             <a:off x="0" y="0"/>
-                            <a:ext cx="5856269" cy="3291840"/>
+                            <a:ext cx="5972175" cy="3358515"/>
                           </a:xfrm>
                           <a:prstGeom prst="rect">
                             <a:avLst/>
                           </a:prstGeom>
+                          <a:noFill/>
+                          <a:ln>
+                            <a:noFill/>
+                          </a:ln>
                         </pic:spPr>
                       </pic:pic>
                     </a:graphicData>
@@ -434,16 +450,27 @@
           <w:tcPr>
             <w:tcW w:w="2886" w:type="dxa"/>
             <w:tcBorders>
-              <w:top w:val="single" w:sz="4" w:space="0" w:color="auto"/>
+              <w:top w:val="nil"/>
               <w:left w:val="single" w:sz="4" w:space="0" w:color="auto"/>
               <w:bottom w:val="single" w:sz="4" w:space="0" w:color="auto"/>
               <w:right w:val="single" w:sz="4" w:space="0" w:color="auto"/>
             </w:tcBorders>
             <w:noWrap/>
+            <w:vAlign w:val="center"/>
           </w:tcPr>
           <w:p>
             <w:pPr>
               <w:pStyle w:val="Testnummer"/>
+              <w:rPr>
+                <w:rFonts w:cstheme="minorBidi" w:hint="cs"/>
+                <w:b w:val="0"/>
+                <w:bCs/>
+                <w:szCs w:val="25"/>
+                <w:cs/>
+                <w:lang w:val="en-US" w:bidi="th-TH"/>
+              </w:rPr>
+            </w:pPr>
+            <w:r>
               <w:rPr>
                 <w:rFonts w:cstheme="minorBidi"/>
                 <w:b w:val="0"/>
@@ -451,14 +478,42 @@
                 <w:szCs w:val="25"/>
                 <w:lang w:val="en-US" w:bidi="th-TH"/>
               </w:rPr>
-            </w:pPr>
-            <w:r>
-              <w:rPr>
+              <w:t>Speed Infeed Conveyor When Min. Supply</w:t>
+            </w:r>
+          </w:p>
+        </w:tc>
+        <w:tc>
+          <w:tcPr>
+            <w:tcW w:w="1619" w:type="dxa"/>
+            <w:tcBorders>
+              <w:top w:val="nil"/>
+              <w:left w:val="nil"/>
+              <w:bottom w:val="single" w:sz="4" w:space="0" w:color="auto"/>
+              <w:right w:val="single" w:sz="4" w:space="0" w:color="auto"/>
+            </w:tcBorders>
+            <w:vAlign w:val="center"/>
+          </w:tcPr>
+          <w:p>
+            <w:pPr>
+              <w:pStyle w:val="Testnummer"/>
+              <w:rPr>
+                <w:rFonts w:cstheme="minorBidi" w:hint="cs"/>
                 <w:b w:val="0"/>
                 <w:bCs/>
-                <w:lang w:val="en-US"/>
-              </w:rPr>
-              <w:t>Delay on time for product presence</w:t>
+                <w:szCs w:val="25"/>
+                <w:lang w:val="en-US" w:bidi="th-TH"/>
+              </w:rPr>
+            </w:pPr>
+            <w:r>
+              <w:rPr>
+                <w:rFonts w:cstheme="minorBidi" w:hint="cs"/>
+                <w:b w:val="0"/>
+                <w:bCs/>
+                <w:szCs w:val="25"/>
+                <w:cs/>
+                <w:lang w:val="en-US" w:bidi="th-TH"/>
+              </w:rPr>
+              <w:t>1.00...10.00</w:t>
             </w:r>
           </w:p>
         </w:tc>
@@ -466,29 +521,7 @@
           <w:tcPr>
             <w:tcW w:w="1619" w:type="dxa"/>
             <w:tcBorders>
-              <w:top w:val="single" w:sz="4" w:space="0" w:color="auto"/>
-              <w:left w:val="nil"/>
-              <w:bottom w:val="single" w:sz="4" w:space="0" w:color="auto"/>
-              <w:right w:val="single" w:sz="4" w:space="0" w:color="auto"/>
-            </w:tcBorders>
-          </w:tcPr>
-          <w:p>
-            <w:pPr>
-              <w:rPr>
-                <w:rFonts w:cs="Arial"/>
-                <w:szCs w:val="20"/>
-              </w:rPr>
-            </w:pPr>
-            <w:r>
-              <w:t>0 … 3000</w:t>
-            </w:r>
-          </w:p>
-        </w:tc>
-        <w:tc>
-          <w:tcPr>
-            <w:tcW w:w="1619" w:type="dxa"/>
-            <w:tcBorders>
-              <w:top w:val="single" w:sz="4" w:space="0" w:color="auto"/>
+              <w:top w:val="nil"/>
               <w:left w:val="nil"/>
               <w:bottom w:val="single" w:sz="4" w:space="0" w:color="auto"/>
               <w:right w:val="single" w:sz="4" w:space="0" w:color="auto"/>
@@ -509,7 +542,7 @@
           <w:tcPr>
             <w:tcW w:w="1798" w:type="dxa"/>
             <w:tcBorders>
-              <w:top w:val="single" w:sz="4" w:space="0" w:color="auto"/>
+              <w:top w:val="nil"/>
               <w:left w:val="nil"/>
               <w:bottom w:val="single" w:sz="4" w:space="0" w:color="auto"/>
               <w:right w:val="single" w:sz="4" w:space="0" w:color="auto"/>
@@ -530,7 +563,7 @@
           <w:tcPr>
             <w:tcW w:w="1623" w:type="dxa"/>
             <w:tcBorders>
-              <w:top w:val="single" w:sz="4" w:space="0" w:color="auto"/>
+              <w:top w:val="nil"/>
               <w:left w:val="nil"/>
               <w:bottom w:val="single" w:sz="4" w:space="0" w:color="auto"/>
               <w:right w:val="single" w:sz="4" w:space="0" w:color="auto"/>
@@ -557,18 +590,49 @@
           <w:tcPr>
             <w:tcW w:w="2886" w:type="dxa"/>
             <w:tcBorders>
-              <w:top w:val="single" w:sz="4" w:space="0" w:color="auto"/>
+              <w:top w:val="nil"/>
               <w:left w:val="single" w:sz="4" w:space="0" w:color="auto"/>
               <w:bottom w:val="single" w:sz="4" w:space="0" w:color="auto"/>
               <w:right w:val="single" w:sz="4" w:space="0" w:color="auto"/>
             </w:tcBorders>
             <w:noWrap/>
+            <w:vAlign w:val="center"/>
           </w:tcPr>
           <w:p>
             <w:pPr>
               <w:pStyle w:val="Testnummer"/>
               <w:rPr>
-                <w:rFonts w:cstheme="minorBidi"/>
+                <w:b w:val="0"/>
+                <w:bCs/>
+                <w:lang w:val="en-US"/>
+              </w:rPr>
+            </w:pPr>
+            <w:r>
+              <w:rPr>
+                <w:b w:val="0"/>
+                <w:bCs/>
+                <w:lang w:val="en-US"/>
+              </w:rPr>
+              <w:t>Reverse Infeed Conveyor Speed</w:t>
+            </w:r>
+          </w:p>
+        </w:tc>
+        <w:tc>
+          <w:tcPr>
+            <w:tcW w:w="1619" w:type="dxa"/>
+            <w:tcBorders>
+              <w:top w:val="nil"/>
+              <w:left w:val="nil"/>
+              <w:bottom w:val="single" w:sz="4" w:space="0" w:color="auto"/>
+              <w:right w:val="single" w:sz="4" w:space="0" w:color="auto"/>
+            </w:tcBorders>
+            <w:vAlign w:val="center"/>
+          </w:tcPr>
+          <w:p>
+            <w:pPr>
+              <w:pStyle w:val="Testnummer"/>
+              <w:rPr>
+                <w:rFonts w:cstheme="minorBidi" w:hint="cs"/>
                 <w:b w:val="0"/>
                 <w:bCs/>
                 <w:szCs w:val="25"/>
@@ -577,11 +641,14 @@
             </w:pPr>
             <w:r>
               <w:rPr>
+                <w:rFonts w:cstheme="minorBidi" w:hint="cs"/>
                 <w:b w:val="0"/>
                 <w:bCs/>
-                <w:lang w:val="en-US"/>
-              </w:rPr>
-              <w:t>Delay on time for product not detected</w:t>
+                <w:szCs w:val="25"/>
+                <w:cs/>
+                <w:lang w:val="en-US" w:bidi="th-TH"/>
+              </w:rPr>
+              <w:t>-10.00...-2.00</w:t>
             </w:r>
           </w:p>
         </w:tc>
@@ -589,29 +656,7 @@
           <w:tcPr>
             <w:tcW w:w="1619" w:type="dxa"/>
             <w:tcBorders>
-              <w:top w:val="single" w:sz="4" w:space="0" w:color="auto"/>
-              <w:left w:val="nil"/>
-              <w:bottom w:val="single" w:sz="4" w:space="0" w:color="auto"/>
-              <w:right w:val="single" w:sz="4" w:space="0" w:color="auto"/>
-            </w:tcBorders>
-          </w:tcPr>
-          <w:p>
-            <w:pPr>
-              <w:rPr>
-                <w:rFonts w:cs="Arial"/>
-                <w:szCs w:val="20"/>
-              </w:rPr>
-            </w:pPr>
-            <w:r>
-              <w:t>0 … 5000</w:t>
-            </w:r>
-          </w:p>
-        </w:tc>
-        <w:tc>
-          <w:tcPr>
-            <w:tcW w:w="1619" w:type="dxa"/>
-            <w:tcBorders>
-              <w:top w:val="single" w:sz="4" w:space="0" w:color="auto"/>
+              <w:top w:val="nil"/>
               <w:left w:val="nil"/>
               <w:bottom w:val="single" w:sz="4" w:space="0" w:color="auto"/>
               <w:right w:val="single" w:sz="4" w:space="0" w:color="auto"/>
@@ -632,7 +677,7 @@
           <w:tcPr>
             <w:tcW w:w="1798" w:type="dxa"/>
             <w:tcBorders>
-              <w:top w:val="single" w:sz="4" w:space="0" w:color="auto"/>
+              <w:top w:val="nil"/>
               <w:left w:val="nil"/>
               <w:bottom w:val="single" w:sz="4" w:space="0" w:color="auto"/>
               <w:right w:val="single" w:sz="4" w:space="0" w:color="auto"/>
@@ -653,7 +698,7 @@
           <w:tcPr>
             <w:tcW w:w="1623" w:type="dxa"/>
             <w:tcBorders>
-              <w:top w:val="single" w:sz="4" w:space="0" w:color="auto"/>
+              <w:top w:val="nil"/>
               <w:left w:val="nil"/>
               <w:bottom w:val="single" w:sz="4" w:space="0" w:color="auto"/>
               <w:right w:val="single" w:sz="4" w:space="0" w:color="auto"/>
@@ -704,7 +749,7 @@
                 <w:bCs/>
                 <w:lang w:val="en-US"/>
               </w:rPr>
-              <w:t>Delay on time for product min. backup</w:t>
+              <w:t>Delay on time for product presence</w:t>
             </w:r>
           </w:p>
         </w:tc>
@@ -726,7 +771,7 @@
               </w:rPr>
             </w:pPr>
             <w:r>
-              <w:t>0 … 5000</w:t>
+              <w:t>0 … 3000</w:t>
             </w:r>
           </w:p>
         </w:tc>
@@ -827,7 +872,7 @@
                 <w:bCs/>
                 <w:lang w:val="en-US"/>
               </w:rPr>
-              <w:t>Delay off time for product min. backup</w:t>
+              <w:t>Delay on time for product not detected</w:t>
             </w:r>
           </w:p>
         </w:tc>
@@ -950,7 +995,7 @@
                 <w:bCs/>
                 <w:lang w:val="en-US"/>
               </w:rPr>
-              <w:t>Delay on time for product max. backup</w:t>
+              <w:t>Delay on time for product min. backup</w:t>
             </w:r>
           </w:p>
         </w:tc>
@@ -1073,25 +1118,7 @@
                 <w:bCs/>
                 <w:lang w:val="en-US"/>
               </w:rPr>
-              <w:t xml:space="preserve">Delay </w:t>
-            </w:r>
-            <w:proofErr w:type="gramStart"/>
-            <w:r>
-              <w:rPr>
-                <w:b w:val="0"/>
-                <w:bCs/>
-                <w:lang w:val="en-US"/>
-              </w:rPr>
-              <w:t>off time</w:t>
-            </w:r>
-            <w:proofErr w:type="gramEnd"/>
-            <w:r>
-              <w:rPr>
-                <w:b w:val="0"/>
-                <w:bCs/>
-                <w:lang w:val="en-US"/>
-              </w:rPr>
-              <w:t xml:space="preserve"> for product max. backup</w:t>
+              <w:t>Delay off time for product min. backup</w:t>
             </w:r>
           </w:p>
         </w:tc>
@@ -1201,122 +1228,20 @@
             <w:pPr>
               <w:pStyle w:val="Testnummer"/>
               <w:rPr>
+                <w:rFonts w:cstheme="minorBidi"/>
                 <w:b w:val="0"/>
                 <w:bCs/>
+                <w:szCs w:val="25"/>
+                <w:lang w:val="en-US" w:bidi="th-TH"/>
+              </w:rPr>
+            </w:pPr>
+            <w:r>
+              <w:rPr>
+                <w:b w:val="0"/>
+                <w:bCs/>
                 <w:lang w:val="en-US"/>
               </w:rPr>
-            </w:pPr>
-            <w:r>
-              <w:rPr>
-                <w:b w:val="0"/>
-                <w:bCs/>
-                <w:lang w:val="en-US"/>
-              </w:rPr>
-              <w:t>Filter</w:t>
-            </w:r>
-            <w:r>
-              <w:rPr>
-                <w:b w:val="0"/>
-                <w:bCs/>
-                <w:spacing w:val="-7"/>
-                <w:lang w:val="en-US"/>
-              </w:rPr>
-              <w:t xml:space="preserve"> </w:t>
-            </w:r>
-            <w:r>
-              <w:rPr>
-                <w:b w:val="0"/>
-                <w:bCs/>
-                <w:lang w:val="en-US"/>
-              </w:rPr>
-              <w:t>time</w:t>
-            </w:r>
-            <w:r>
-              <w:rPr>
-                <w:b w:val="0"/>
-                <w:bCs/>
-                <w:spacing w:val="-10"/>
-                <w:lang w:val="en-US"/>
-              </w:rPr>
-              <w:t xml:space="preserve"> </w:t>
-            </w:r>
-            <w:r>
-              <w:rPr>
-                <w:b w:val="0"/>
-                <w:bCs/>
-                <w:lang w:val="en-US"/>
-              </w:rPr>
-              <w:t>for</w:t>
-            </w:r>
-            <w:r>
-              <w:rPr>
-                <w:b w:val="0"/>
-                <w:bCs/>
-                <w:spacing w:val="-7"/>
-                <w:lang w:val="en-US"/>
-              </w:rPr>
-              <w:t xml:space="preserve"> </w:t>
-            </w:r>
-            <w:r>
-              <w:rPr>
-                <w:b w:val="0"/>
-                <w:bCs/>
-                <w:lang w:val="en-US"/>
-              </w:rPr>
-              <w:t>max</w:t>
-            </w:r>
-            <w:r>
-              <w:rPr>
-                <w:b w:val="0"/>
-                <w:bCs/>
-                <w:spacing w:val="-9"/>
-                <w:lang w:val="en-US"/>
-              </w:rPr>
-              <w:t xml:space="preserve"> </w:t>
-            </w:r>
-            <w:r>
-              <w:rPr>
-                <w:b w:val="0"/>
-                <w:bCs/>
-                <w:lang w:val="en-US"/>
-              </w:rPr>
-              <w:t>backup</w:t>
-            </w:r>
-            <w:r>
-              <w:rPr>
-                <w:b w:val="0"/>
-                <w:bCs/>
-                <w:spacing w:val="-9"/>
-                <w:lang w:val="en-US"/>
-              </w:rPr>
-              <w:t xml:space="preserve"> </w:t>
-            </w:r>
-            <w:proofErr w:type="gramStart"/>
-            <w:r>
-              <w:rPr>
-                <w:b w:val="0"/>
-                <w:bCs/>
-                <w:lang w:val="en-US"/>
-              </w:rPr>
-              <w:t>sig</w:t>
-            </w:r>
-            <w:proofErr w:type="gramEnd"/>
-            <w:r>
-              <w:rPr>
-                <w:b w:val="0"/>
-                <w:bCs/>
-                <w:lang w:val="en-US"/>
-              </w:rPr>
-              <w:t>-</w:t>
-            </w:r>
-            <w:r>
-              <w:rPr>
-                <w:b w:val="0"/>
-                <w:bCs/>
-                <w:spacing w:val="-4"/>
-                <w:lang w:val="en-US"/>
-              </w:rPr>
-              <w:t>nal</w:t>
+              <w:t>Delay on time for max. backup</w:t>
             </w:r>
           </w:p>
         </w:tc>
@@ -1331,29 +1256,14 @@
             </w:tcBorders>
           </w:tcPr>
           <w:p>
-            <w:r>
-              <w:t>0</w:t>
-            </w:r>
-            <w:r>
-              <w:rPr>
-                <w:spacing w:val="-3"/>
-              </w:rPr>
-              <w:t xml:space="preserve"> </w:t>
-            </w:r>
-            <w:r>
-              <w:t>…</w:t>
-            </w:r>
-            <w:r>
-              <w:rPr>
-                <w:spacing w:val="-3"/>
-              </w:rPr>
-              <w:t xml:space="preserve"> </w:t>
-            </w:r>
-            <w:r>
-              <w:rPr>
-                <w:spacing w:val="-4"/>
-              </w:rPr>
-              <w:t>1000</w:t>
+            <w:pPr>
+              <w:rPr>
+                <w:rFonts w:cs="Arial"/>
+                <w:szCs w:val="20"/>
+              </w:rPr>
+            </w:pPr>
+            <w:r>
+              <w:t>0 … 5000</w:t>
             </w:r>
           </w:p>
         </w:tc>
@@ -1427,9 +1337,1192 @@
       <w:pPr>
         <w:spacing w:after="160" w:line="278" w:lineRule="auto"/>
       </w:pPr>
-      <w:r>
-        <w:br w:type="page"/>
-      </w:r>
+    </w:p>
+    <w:tbl>
+      <w:tblPr>
+        <w:tblW w:w="9545" w:type="dxa"/>
+        <w:tblInd w:w="65" w:type="dxa"/>
+        <w:tblLayout w:type="fixed"/>
+        <w:tblCellMar>
+          <w:left w:w="70" w:type="dxa"/>
+          <w:right w:w="70" w:type="dxa"/>
+        </w:tblCellMar>
+        <w:tblLook w:val="04A0" w:firstRow="1" w:lastRow="0" w:firstColumn="1" w:lastColumn="0" w:noHBand="0" w:noVBand="1"/>
+      </w:tblPr>
+      <w:tblGrid>
+        <w:gridCol w:w="2886"/>
+        <w:gridCol w:w="1619"/>
+        <w:gridCol w:w="1619"/>
+        <w:gridCol w:w="1798"/>
+        <w:gridCol w:w="1623"/>
+      </w:tblGrid>
+      <w:tr>
+        <w:trPr>
+          <w:cantSplit/>
+          <w:trHeight w:val="425"/>
+        </w:trPr>
+        <w:tc>
+          <w:tcPr>
+            <w:tcW w:w="9545" w:type="dxa"/>
+            <w:gridSpan w:val="5"/>
+            <w:tcBorders>
+              <w:top w:val="single" w:sz="4" w:space="0" w:color="auto"/>
+              <w:left w:val="single" w:sz="4" w:space="0" w:color="auto"/>
+              <w:bottom w:val="single" w:sz="4" w:space="0" w:color="auto"/>
+              <w:right w:val="single" w:sz="4" w:space="0" w:color="000000"/>
+            </w:tcBorders>
+            <w:noWrap/>
+            <w:vAlign w:val="center"/>
+            <w:hideMark/>
+          </w:tcPr>
+          <w:p>
+            <w:pPr>
+              <w:pStyle w:val="Path"/>
+            </w:pPr>
+            <w:r>
+              <w:lastRenderedPageBreak/>
+              <w:t>\</w:t>
+            </w:r>
+            <w:r>
+              <w:t>Operation\</w:t>
+            </w:r>
+            <w:r>
+              <w:t>Infeed conveyor\product infeed</w:t>
+            </w:r>
+            <w:r>
+              <w:t xml:space="preserve"> (Page </w:t>
+            </w:r>
+            <w:r>
+              <w:t>2</w:t>
+            </w:r>
+            <w:r>
+              <w:t xml:space="preserve"> of 2)</w:t>
+            </w:r>
+          </w:p>
+        </w:tc>
+      </w:tr>
+      <w:tr>
+        <w:trPr>
+          <w:cantSplit/>
+          <w:trHeight w:val="425"/>
+        </w:trPr>
+        <w:tc>
+          <w:tcPr>
+            <w:tcW w:w="9545" w:type="dxa"/>
+            <w:gridSpan w:val="5"/>
+            <w:tcBorders>
+              <w:top w:val="single" w:sz="4" w:space="0" w:color="auto"/>
+              <w:left w:val="single" w:sz="4" w:space="0" w:color="auto"/>
+              <w:bottom w:val="single" w:sz="4" w:space="0" w:color="auto"/>
+              <w:right w:val="single" w:sz="4" w:space="0" w:color="000000"/>
+            </w:tcBorders>
+            <w:noWrap/>
+            <w:vAlign w:val="center"/>
+            <w:hideMark/>
+          </w:tcPr>
+          <w:p>
+            <w:pPr>
+              <w:rPr>
+                <w:rFonts w:cs="Arial"/>
+                <w:szCs w:val="20"/>
+              </w:rPr>
+            </w:pPr>
+            <w:r>
+              <w:rPr>
+                <w:noProof/>
+              </w:rPr>
+              <w:drawing>
+                <wp:inline distT="0" distB="0" distL="0" distR="0" wp14:anchorId="57CD82A0" wp14:editId="6B469BAD">
+                  <wp:extent cx="5972175" cy="3312795"/>
+                  <wp:effectExtent l="0" t="0" r="9525" b="1905"/>
+                  <wp:docPr id="1795553505" name="Picture 3"/>
+                  <wp:cNvGraphicFramePr>
+                    <a:graphicFrameLocks xmlns:a="http://schemas.openxmlformats.org/drawingml/2006/main" noChangeAspect="1"/>
+                  </wp:cNvGraphicFramePr>
+                  <a:graphic xmlns:a="http://schemas.openxmlformats.org/drawingml/2006/main">
+                    <a:graphicData uri="http://schemas.openxmlformats.org/drawingml/2006/picture">
+                      <pic:pic xmlns:pic="http://schemas.openxmlformats.org/drawingml/2006/picture">
+                        <pic:nvPicPr>
+                          <pic:cNvPr id="0" name="Picture 5"/>
+                          <pic:cNvPicPr>
+                            <a:picLocks noChangeAspect="1" noChangeArrowheads="1"/>
+                          </pic:cNvPicPr>
+                        </pic:nvPicPr>
+                        <pic:blipFill>
+                          <a:blip r:embed="rId6">
+                            <a:extLst>
+                              <a:ext uri="{28A0092B-C50C-407E-A947-70E740481C1C}">
+                                <a14:useLocalDpi xmlns:a14="http://schemas.microsoft.com/office/drawing/2010/main" val="0"/>
+                              </a:ext>
+                            </a:extLst>
+                          </a:blip>
+                          <a:srcRect/>
+                          <a:stretch>
+                            <a:fillRect/>
+                          </a:stretch>
+                        </pic:blipFill>
+                        <pic:spPr bwMode="auto">
+                          <a:xfrm>
+                            <a:off x="0" y="0"/>
+                            <a:ext cx="5972175" cy="3312795"/>
+                          </a:xfrm>
+                          <a:prstGeom prst="rect">
+                            <a:avLst/>
+                          </a:prstGeom>
+                          <a:noFill/>
+                          <a:ln>
+                            <a:noFill/>
+                          </a:ln>
+                        </pic:spPr>
+                      </pic:pic>
+                    </a:graphicData>
+                  </a:graphic>
+                </wp:inline>
+              </w:drawing>
+            </w:r>
+          </w:p>
+        </w:tc>
+      </w:tr>
+      <w:tr>
+        <w:trPr>
+          <w:cantSplit/>
+          <w:trHeight w:val="425"/>
+        </w:trPr>
+        <w:tc>
+          <w:tcPr>
+            <w:tcW w:w="2886" w:type="dxa"/>
+            <w:tcBorders>
+              <w:top w:val="nil"/>
+              <w:left w:val="single" w:sz="4" w:space="0" w:color="auto"/>
+              <w:bottom w:val="single" w:sz="4" w:space="0" w:color="auto"/>
+              <w:right w:val="single" w:sz="4" w:space="0" w:color="auto"/>
+            </w:tcBorders>
+            <w:noWrap/>
+            <w:vAlign w:val="center"/>
+            <w:hideMark/>
+          </w:tcPr>
+          <w:p>
+            <w:pPr>
+              <w:rPr>
+                <w:rFonts w:cs="Arial"/>
+                <w:b/>
+                <w:bCs/>
+                <w:szCs w:val="20"/>
+              </w:rPr>
+            </w:pPr>
+            <w:r>
+              <w:rPr>
+                <w:rFonts w:cs="Arial"/>
+                <w:b/>
+                <w:bCs/>
+                <w:szCs w:val="20"/>
+              </w:rPr>
+              <w:t>Acceptance criterion</w:t>
+            </w:r>
+          </w:p>
+        </w:tc>
+        <w:tc>
+          <w:tcPr>
+            <w:tcW w:w="1619" w:type="dxa"/>
+            <w:tcBorders>
+              <w:top w:val="nil"/>
+              <w:left w:val="nil"/>
+              <w:bottom w:val="single" w:sz="4" w:space="0" w:color="auto"/>
+              <w:right w:val="single" w:sz="4" w:space="0" w:color="auto"/>
+            </w:tcBorders>
+            <w:vAlign w:val="center"/>
+            <w:hideMark/>
+          </w:tcPr>
+          <w:p>
+            <w:pPr>
+              <w:rPr>
+                <w:rFonts w:cs="Arial"/>
+                <w:b/>
+                <w:bCs/>
+                <w:szCs w:val="20"/>
+              </w:rPr>
+            </w:pPr>
+            <w:r>
+              <w:rPr>
+                <w:rFonts w:cs="Arial"/>
+                <w:b/>
+                <w:bCs/>
+                <w:szCs w:val="20"/>
+              </w:rPr>
+              <w:t>Limits</w:t>
+            </w:r>
+          </w:p>
+        </w:tc>
+        <w:tc>
+          <w:tcPr>
+            <w:tcW w:w="1619" w:type="dxa"/>
+            <w:tcBorders>
+              <w:top w:val="nil"/>
+              <w:left w:val="nil"/>
+              <w:bottom w:val="single" w:sz="4" w:space="0" w:color="auto"/>
+              <w:right w:val="single" w:sz="4" w:space="0" w:color="auto"/>
+            </w:tcBorders>
+            <w:noWrap/>
+            <w:vAlign w:val="center"/>
+            <w:hideMark/>
+          </w:tcPr>
+          <w:p>
+            <w:pPr>
+              <w:rPr>
+                <w:rFonts w:cs="Arial"/>
+                <w:b/>
+                <w:bCs/>
+                <w:szCs w:val="20"/>
+              </w:rPr>
+            </w:pPr>
+            <w:r>
+              <w:rPr>
+                <w:rFonts w:cs="Arial"/>
+                <w:b/>
+                <w:bCs/>
+                <w:szCs w:val="20"/>
+              </w:rPr>
+              <w:t>Pass / Fail: Dev-No.</w:t>
+            </w:r>
+          </w:p>
+        </w:tc>
+        <w:tc>
+          <w:tcPr>
+            <w:tcW w:w="1798" w:type="dxa"/>
+            <w:tcBorders>
+              <w:top w:val="nil"/>
+              <w:left w:val="nil"/>
+              <w:bottom w:val="single" w:sz="4" w:space="0" w:color="auto"/>
+              <w:right w:val="single" w:sz="4" w:space="0" w:color="auto"/>
+            </w:tcBorders>
+            <w:noWrap/>
+            <w:vAlign w:val="center"/>
+            <w:hideMark/>
+          </w:tcPr>
+          <w:p>
+            <w:pPr>
+              <w:rPr>
+                <w:rFonts w:cs="Arial"/>
+                <w:b/>
+                <w:bCs/>
+                <w:szCs w:val="20"/>
+              </w:rPr>
+            </w:pPr>
+            <w:r>
+              <w:rPr>
+                <w:rFonts w:cs="Arial"/>
+                <w:b/>
+                <w:bCs/>
+                <w:szCs w:val="20"/>
+              </w:rPr>
+              <w:t>Date</w:t>
+            </w:r>
+          </w:p>
+        </w:tc>
+        <w:tc>
+          <w:tcPr>
+            <w:tcW w:w="1623" w:type="dxa"/>
+            <w:tcBorders>
+              <w:top w:val="nil"/>
+              <w:left w:val="nil"/>
+              <w:bottom w:val="single" w:sz="4" w:space="0" w:color="auto"/>
+              <w:right w:val="single" w:sz="4" w:space="0" w:color="auto"/>
+            </w:tcBorders>
+            <w:noWrap/>
+            <w:vAlign w:val="center"/>
+            <w:hideMark/>
+          </w:tcPr>
+          <w:p>
+            <w:pPr>
+              <w:rPr>
+                <w:rFonts w:cs="Arial"/>
+                <w:b/>
+                <w:bCs/>
+                <w:szCs w:val="20"/>
+              </w:rPr>
+            </w:pPr>
+            <w:r>
+              <w:rPr>
+                <w:rFonts w:cs="Arial"/>
+                <w:b/>
+                <w:bCs/>
+                <w:szCs w:val="20"/>
+              </w:rPr>
+              <w:t>Initials</w:t>
+            </w:r>
+          </w:p>
+        </w:tc>
+      </w:tr>
+      <w:tr>
+        <w:trPr>
+          <w:cantSplit/>
+          <w:trHeight w:val="426"/>
+        </w:trPr>
+        <w:tc>
+          <w:tcPr>
+            <w:tcW w:w="2886" w:type="dxa"/>
+            <w:tcBorders>
+              <w:top w:val="nil"/>
+              <w:left w:val="single" w:sz="4" w:space="0" w:color="auto"/>
+              <w:bottom w:val="single" w:sz="4" w:space="0" w:color="auto"/>
+              <w:right w:val="single" w:sz="4" w:space="0" w:color="auto"/>
+            </w:tcBorders>
+            <w:noWrap/>
+            <w:vAlign w:val="center"/>
+            <w:hideMark/>
+          </w:tcPr>
+          <w:p>
+            <w:pPr>
+              <w:pStyle w:val="Testnummer"/>
+              <w:rPr>
+                <w:lang w:val="en-US"/>
+              </w:rPr>
+            </w:pPr>
+            <w:r>
+              <w:rPr>
+                <w:lang w:val="en-US"/>
+              </w:rPr>
+              <w:t>Screen matches screenshot</w:t>
+            </w:r>
+          </w:p>
+        </w:tc>
+        <w:tc>
+          <w:tcPr>
+            <w:tcW w:w="1619" w:type="dxa"/>
+            <w:tcBorders>
+              <w:top w:val="nil"/>
+              <w:left w:val="nil"/>
+              <w:bottom w:val="single" w:sz="4" w:space="0" w:color="auto"/>
+              <w:right w:val="single" w:sz="4" w:space="0" w:color="auto"/>
+            </w:tcBorders>
+            <w:vAlign w:val="center"/>
+            <w:hideMark/>
+          </w:tcPr>
+          <w:p>
+            <w:pPr>
+              <w:rPr>
+                <w:rFonts w:cs="Arial"/>
+                <w:szCs w:val="20"/>
+              </w:rPr>
+            </w:pPr>
+            <w:r>
+              <w:rPr>
+                <w:rFonts w:cs="Arial"/>
+                <w:szCs w:val="20"/>
+              </w:rPr>
+              <w:t xml:space="preserve"> N / A </w:t>
+            </w:r>
+          </w:p>
+        </w:tc>
+        <w:tc>
+          <w:tcPr>
+            <w:tcW w:w="1619" w:type="dxa"/>
+            <w:tcBorders>
+              <w:top w:val="nil"/>
+              <w:left w:val="nil"/>
+              <w:bottom w:val="single" w:sz="4" w:space="0" w:color="auto"/>
+              <w:right w:val="single" w:sz="4" w:space="0" w:color="auto"/>
+            </w:tcBorders>
+            <w:noWrap/>
+            <w:vAlign w:val="center"/>
+            <w:hideMark/>
+          </w:tcPr>
+          <w:p>
+            <w:pPr>
+              <w:rPr>
+                <w:rFonts w:cs="Arial"/>
+                <w:szCs w:val="20"/>
+              </w:rPr>
+            </w:pPr>
+          </w:p>
+        </w:tc>
+        <w:tc>
+          <w:tcPr>
+            <w:tcW w:w="1798" w:type="dxa"/>
+            <w:tcBorders>
+              <w:top w:val="nil"/>
+              <w:left w:val="nil"/>
+              <w:bottom w:val="single" w:sz="4" w:space="0" w:color="auto"/>
+              <w:right w:val="single" w:sz="4" w:space="0" w:color="auto"/>
+            </w:tcBorders>
+            <w:noWrap/>
+            <w:vAlign w:val="center"/>
+            <w:hideMark/>
+          </w:tcPr>
+          <w:p>
+            <w:pPr>
+              <w:rPr>
+                <w:rFonts w:cs="Arial"/>
+                <w:szCs w:val="20"/>
+              </w:rPr>
+            </w:pPr>
+          </w:p>
+        </w:tc>
+        <w:tc>
+          <w:tcPr>
+            <w:tcW w:w="1623" w:type="dxa"/>
+            <w:tcBorders>
+              <w:top w:val="nil"/>
+              <w:left w:val="nil"/>
+              <w:bottom w:val="single" w:sz="4" w:space="0" w:color="auto"/>
+              <w:right w:val="single" w:sz="4" w:space="0" w:color="auto"/>
+            </w:tcBorders>
+            <w:noWrap/>
+            <w:vAlign w:val="center"/>
+            <w:hideMark/>
+          </w:tcPr>
+          <w:p>
+            <w:pPr>
+              <w:rPr>
+                <w:rFonts w:cs="Arial"/>
+                <w:szCs w:val="20"/>
+              </w:rPr>
+            </w:pPr>
+          </w:p>
+        </w:tc>
+      </w:tr>
+      <w:tr>
+        <w:trPr>
+          <w:cantSplit/>
+          <w:trHeight w:val="426"/>
+        </w:trPr>
+        <w:tc>
+          <w:tcPr>
+            <w:tcW w:w="2886" w:type="dxa"/>
+            <w:tcBorders>
+              <w:top w:val="single" w:sz="4" w:space="0" w:color="auto"/>
+              <w:left w:val="single" w:sz="4" w:space="0" w:color="auto"/>
+              <w:bottom w:val="single" w:sz="4" w:space="0" w:color="auto"/>
+              <w:right w:val="single" w:sz="4" w:space="0" w:color="auto"/>
+            </w:tcBorders>
+            <w:noWrap/>
+          </w:tcPr>
+          <w:p>
+            <w:pPr>
+              <w:pStyle w:val="Testnummer"/>
+              <w:rPr>
+                <w:rFonts w:cstheme="minorBidi"/>
+                <w:b w:val="0"/>
+                <w:bCs/>
+                <w:szCs w:val="25"/>
+                <w:lang w:val="en-US" w:bidi="th-TH"/>
+              </w:rPr>
+            </w:pPr>
+            <w:r>
+              <w:rPr>
+                <w:b w:val="0"/>
+                <w:bCs/>
+                <w:lang w:val="en-US"/>
+              </w:rPr>
+              <w:t>Delay off time for product max. backup</w:t>
+            </w:r>
+          </w:p>
+        </w:tc>
+        <w:tc>
+          <w:tcPr>
+            <w:tcW w:w="1619" w:type="dxa"/>
+            <w:tcBorders>
+              <w:top w:val="single" w:sz="4" w:space="0" w:color="auto"/>
+              <w:left w:val="nil"/>
+              <w:bottom w:val="single" w:sz="4" w:space="0" w:color="auto"/>
+              <w:right w:val="single" w:sz="4" w:space="0" w:color="auto"/>
+            </w:tcBorders>
+          </w:tcPr>
+          <w:p>
+            <w:pPr>
+              <w:rPr>
+                <w:rFonts w:cs="Arial"/>
+                <w:szCs w:val="20"/>
+              </w:rPr>
+            </w:pPr>
+            <w:r>
+              <w:t>0 … 3000</w:t>
+            </w:r>
+          </w:p>
+        </w:tc>
+        <w:tc>
+          <w:tcPr>
+            <w:tcW w:w="1619" w:type="dxa"/>
+            <w:tcBorders>
+              <w:top w:val="single" w:sz="4" w:space="0" w:color="auto"/>
+              <w:left w:val="nil"/>
+              <w:bottom w:val="single" w:sz="4" w:space="0" w:color="auto"/>
+              <w:right w:val="single" w:sz="4" w:space="0" w:color="auto"/>
+            </w:tcBorders>
+            <w:noWrap/>
+            <w:vAlign w:val="center"/>
+          </w:tcPr>
+          <w:p>
+            <w:pPr>
+              <w:rPr>
+                <w:rFonts w:cs="Arial"/>
+                <w:szCs w:val="20"/>
+              </w:rPr>
+            </w:pPr>
+          </w:p>
+        </w:tc>
+        <w:tc>
+          <w:tcPr>
+            <w:tcW w:w="1798" w:type="dxa"/>
+            <w:tcBorders>
+              <w:top w:val="single" w:sz="4" w:space="0" w:color="auto"/>
+              <w:left w:val="nil"/>
+              <w:bottom w:val="single" w:sz="4" w:space="0" w:color="auto"/>
+              <w:right w:val="single" w:sz="4" w:space="0" w:color="auto"/>
+            </w:tcBorders>
+            <w:noWrap/>
+            <w:vAlign w:val="center"/>
+          </w:tcPr>
+          <w:p>
+            <w:pPr>
+              <w:rPr>
+                <w:rFonts w:cs="Arial"/>
+                <w:szCs w:val="20"/>
+              </w:rPr>
+            </w:pPr>
+          </w:p>
+        </w:tc>
+        <w:tc>
+          <w:tcPr>
+            <w:tcW w:w="1623" w:type="dxa"/>
+            <w:tcBorders>
+              <w:top w:val="single" w:sz="4" w:space="0" w:color="auto"/>
+              <w:left w:val="nil"/>
+              <w:bottom w:val="single" w:sz="4" w:space="0" w:color="auto"/>
+              <w:right w:val="single" w:sz="4" w:space="0" w:color="auto"/>
+            </w:tcBorders>
+            <w:noWrap/>
+            <w:vAlign w:val="center"/>
+          </w:tcPr>
+          <w:p>
+            <w:pPr>
+              <w:rPr>
+                <w:rFonts w:cs="Arial"/>
+                <w:szCs w:val="20"/>
+              </w:rPr>
+            </w:pPr>
+          </w:p>
+        </w:tc>
+      </w:tr>
+      <w:tr>
+        <w:trPr>
+          <w:cantSplit/>
+          <w:trHeight w:val="426"/>
+        </w:trPr>
+        <w:tc>
+          <w:tcPr>
+            <w:tcW w:w="2886" w:type="dxa"/>
+            <w:tcBorders>
+              <w:top w:val="single" w:sz="4" w:space="0" w:color="auto"/>
+              <w:left w:val="single" w:sz="4" w:space="0" w:color="auto"/>
+              <w:bottom w:val="single" w:sz="4" w:space="0" w:color="auto"/>
+              <w:right w:val="single" w:sz="4" w:space="0" w:color="auto"/>
+            </w:tcBorders>
+            <w:noWrap/>
+          </w:tcPr>
+          <w:p>
+            <w:pPr>
+              <w:pStyle w:val="Testnummer"/>
+              <w:rPr>
+                <w:rFonts w:cstheme="minorBidi"/>
+                <w:b w:val="0"/>
+                <w:bCs/>
+                <w:szCs w:val="25"/>
+                <w:lang w:val="en-US" w:bidi="th-TH"/>
+              </w:rPr>
+            </w:pPr>
+            <w:r>
+              <w:rPr>
+                <w:b w:val="0"/>
+                <w:bCs/>
+                <w:lang w:val="en-US"/>
+              </w:rPr>
+              <w:t>Filter</w:t>
+            </w:r>
+            <w:r>
+              <w:rPr>
+                <w:b w:val="0"/>
+                <w:bCs/>
+                <w:spacing w:val="-7"/>
+                <w:lang w:val="en-US"/>
+              </w:rPr>
+              <w:t xml:space="preserve"> </w:t>
+            </w:r>
+            <w:r>
+              <w:rPr>
+                <w:b w:val="0"/>
+                <w:bCs/>
+                <w:lang w:val="en-US"/>
+              </w:rPr>
+              <w:t>time</w:t>
+            </w:r>
+            <w:r>
+              <w:rPr>
+                <w:b w:val="0"/>
+                <w:bCs/>
+                <w:spacing w:val="-10"/>
+                <w:lang w:val="en-US"/>
+              </w:rPr>
+              <w:t xml:space="preserve"> </w:t>
+            </w:r>
+            <w:r>
+              <w:rPr>
+                <w:b w:val="0"/>
+                <w:bCs/>
+                <w:lang w:val="en-US"/>
+              </w:rPr>
+              <w:t>for</w:t>
+            </w:r>
+            <w:r>
+              <w:rPr>
+                <w:b w:val="0"/>
+                <w:bCs/>
+                <w:spacing w:val="-7"/>
+                <w:lang w:val="en-US"/>
+              </w:rPr>
+              <w:t xml:space="preserve"> </w:t>
+            </w:r>
+            <w:r>
+              <w:rPr>
+                <w:b w:val="0"/>
+                <w:bCs/>
+                <w:lang w:val="en-US"/>
+              </w:rPr>
+              <w:t>max</w:t>
+            </w:r>
+            <w:r>
+              <w:rPr>
+                <w:b w:val="0"/>
+                <w:bCs/>
+                <w:spacing w:val="-9"/>
+                <w:lang w:val="en-US"/>
+              </w:rPr>
+              <w:t xml:space="preserve"> </w:t>
+            </w:r>
+            <w:r>
+              <w:rPr>
+                <w:b w:val="0"/>
+                <w:bCs/>
+                <w:lang w:val="en-US"/>
+              </w:rPr>
+              <w:t>backup</w:t>
+            </w:r>
+            <w:r>
+              <w:rPr>
+                <w:b w:val="0"/>
+                <w:bCs/>
+                <w:spacing w:val="-9"/>
+                <w:lang w:val="en-US"/>
+              </w:rPr>
+              <w:t xml:space="preserve"> </w:t>
+            </w:r>
+            <w:r>
+              <w:rPr>
+                <w:b w:val="0"/>
+                <w:bCs/>
+                <w:lang w:val="en-US"/>
+              </w:rPr>
+              <w:t>sig-</w:t>
+            </w:r>
+            <w:r>
+              <w:rPr>
+                <w:b w:val="0"/>
+                <w:bCs/>
+                <w:spacing w:val="-4"/>
+                <w:lang w:val="en-US"/>
+              </w:rPr>
+              <w:t>nal</w:t>
+            </w:r>
+          </w:p>
+        </w:tc>
+        <w:tc>
+          <w:tcPr>
+            <w:tcW w:w="1619" w:type="dxa"/>
+            <w:tcBorders>
+              <w:top w:val="single" w:sz="4" w:space="0" w:color="auto"/>
+              <w:left w:val="nil"/>
+              <w:bottom w:val="single" w:sz="4" w:space="0" w:color="auto"/>
+              <w:right w:val="single" w:sz="4" w:space="0" w:color="auto"/>
+            </w:tcBorders>
+          </w:tcPr>
+          <w:p>
+            <w:pPr>
+              <w:rPr>
+                <w:rFonts w:cs="Arial"/>
+                <w:szCs w:val="20"/>
+              </w:rPr>
+            </w:pPr>
+            <w:r>
+              <w:t xml:space="preserve">0 … </w:t>
+            </w:r>
+            <w:r>
+              <w:rPr>
+                <w:rFonts w:cstheme="minorBidi" w:hint="cs"/>
+                <w:cs/>
+                <w:lang w:bidi="th-TH"/>
+              </w:rPr>
+              <w:t>1</w:t>
+            </w:r>
+            <w:r>
+              <w:t>000</w:t>
+            </w:r>
+          </w:p>
+        </w:tc>
+        <w:tc>
+          <w:tcPr>
+            <w:tcW w:w="1619" w:type="dxa"/>
+            <w:tcBorders>
+              <w:top w:val="single" w:sz="4" w:space="0" w:color="auto"/>
+              <w:left w:val="nil"/>
+              <w:bottom w:val="single" w:sz="4" w:space="0" w:color="auto"/>
+              <w:right w:val="single" w:sz="4" w:space="0" w:color="auto"/>
+            </w:tcBorders>
+            <w:noWrap/>
+            <w:vAlign w:val="center"/>
+          </w:tcPr>
+          <w:p>
+            <w:pPr>
+              <w:rPr>
+                <w:rFonts w:cs="Arial"/>
+                <w:szCs w:val="20"/>
+              </w:rPr>
+            </w:pPr>
+          </w:p>
+        </w:tc>
+        <w:tc>
+          <w:tcPr>
+            <w:tcW w:w="1798" w:type="dxa"/>
+            <w:tcBorders>
+              <w:top w:val="single" w:sz="4" w:space="0" w:color="auto"/>
+              <w:left w:val="nil"/>
+              <w:bottom w:val="single" w:sz="4" w:space="0" w:color="auto"/>
+              <w:right w:val="single" w:sz="4" w:space="0" w:color="auto"/>
+            </w:tcBorders>
+            <w:noWrap/>
+            <w:vAlign w:val="center"/>
+          </w:tcPr>
+          <w:p>
+            <w:pPr>
+              <w:rPr>
+                <w:rFonts w:cs="Arial"/>
+                <w:szCs w:val="20"/>
+              </w:rPr>
+            </w:pPr>
+          </w:p>
+        </w:tc>
+        <w:tc>
+          <w:tcPr>
+            <w:tcW w:w="1623" w:type="dxa"/>
+            <w:tcBorders>
+              <w:top w:val="single" w:sz="4" w:space="0" w:color="auto"/>
+              <w:left w:val="nil"/>
+              <w:bottom w:val="single" w:sz="4" w:space="0" w:color="auto"/>
+              <w:right w:val="single" w:sz="4" w:space="0" w:color="auto"/>
+            </w:tcBorders>
+            <w:noWrap/>
+            <w:vAlign w:val="center"/>
+          </w:tcPr>
+          <w:p>
+            <w:pPr>
+              <w:rPr>
+                <w:rFonts w:cs="Arial"/>
+                <w:szCs w:val="20"/>
+              </w:rPr>
+            </w:pPr>
+          </w:p>
+        </w:tc>
+      </w:tr>
+      <w:tr>
+        <w:trPr>
+          <w:cantSplit/>
+          <w:trHeight w:val="426"/>
+        </w:trPr>
+        <w:tc>
+          <w:tcPr>
+            <w:tcW w:w="2886" w:type="dxa"/>
+            <w:tcBorders>
+              <w:top w:val="single" w:sz="4" w:space="0" w:color="auto"/>
+              <w:left w:val="single" w:sz="4" w:space="0" w:color="auto"/>
+              <w:bottom w:val="single" w:sz="4" w:space="0" w:color="auto"/>
+              <w:right w:val="single" w:sz="4" w:space="0" w:color="auto"/>
+            </w:tcBorders>
+            <w:noWrap/>
+          </w:tcPr>
+          <w:p>
+            <w:pPr>
+              <w:pStyle w:val="Testnummer"/>
+              <w:rPr>
+                <w:rFonts w:cstheme="minorBidi"/>
+                <w:b w:val="0"/>
+                <w:bCs/>
+                <w:szCs w:val="25"/>
+                <w:lang w:val="en-US" w:bidi="th-TH"/>
+              </w:rPr>
+            </w:pPr>
+            <w:r>
+              <w:rPr>
+                <w:rFonts w:cstheme="minorBidi"/>
+                <w:b w:val="0"/>
+                <w:bCs/>
+                <w:szCs w:val="25"/>
+                <w:lang w:val="en-US" w:bidi="th-TH"/>
+              </w:rPr>
+              <w:t>Delay On Time for Min. Supply</w:t>
+            </w:r>
+          </w:p>
+        </w:tc>
+        <w:tc>
+          <w:tcPr>
+            <w:tcW w:w="1619" w:type="dxa"/>
+            <w:tcBorders>
+              <w:top w:val="single" w:sz="4" w:space="0" w:color="auto"/>
+              <w:left w:val="nil"/>
+              <w:bottom w:val="single" w:sz="4" w:space="0" w:color="auto"/>
+              <w:right w:val="single" w:sz="4" w:space="0" w:color="auto"/>
+            </w:tcBorders>
+          </w:tcPr>
+          <w:p>
+            <w:pPr>
+              <w:rPr>
+                <w:rFonts w:cs="Arial"/>
+                <w:szCs w:val="20"/>
+              </w:rPr>
+            </w:pPr>
+            <w:r>
+              <w:t>0 … 5000</w:t>
+            </w:r>
+          </w:p>
+        </w:tc>
+        <w:tc>
+          <w:tcPr>
+            <w:tcW w:w="1619" w:type="dxa"/>
+            <w:tcBorders>
+              <w:top w:val="single" w:sz="4" w:space="0" w:color="auto"/>
+              <w:left w:val="nil"/>
+              <w:bottom w:val="single" w:sz="4" w:space="0" w:color="auto"/>
+              <w:right w:val="single" w:sz="4" w:space="0" w:color="auto"/>
+            </w:tcBorders>
+            <w:noWrap/>
+            <w:vAlign w:val="center"/>
+          </w:tcPr>
+          <w:p>
+            <w:pPr>
+              <w:rPr>
+                <w:rFonts w:cs="Arial"/>
+                <w:szCs w:val="20"/>
+              </w:rPr>
+            </w:pPr>
+          </w:p>
+        </w:tc>
+        <w:tc>
+          <w:tcPr>
+            <w:tcW w:w="1798" w:type="dxa"/>
+            <w:tcBorders>
+              <w:top w:val="single" w:sz="4" w:space="0" w:color="auto"/>
+              <w:left w:val="nil"/>
+              <w:bottom w:val="single" w:sz="4" w:space="0" w:color="auto"/>
+              <w:right w:val="single" w:sz="4" w:space="0" w:color="auto"/>
+            </w:tcBorders>
+            <w:noWrap/>
+            <w:vAlign w:val="center"/>
+          </w:tcPr>
+          <w:p>
+            <w:pPr>
+              <w:rPr>
+                <w:rFonts w:cs="Arial"/>
+                <w:szCs w:val="20"/>
+              </w:rPr>
+            </w:pPr>
+          </w:p>
+        </w:tc>
+        <w:tc>
+          <w:tcPr>
+            <w:tcW w:w="1623" w:type="dxa"/>
+            <w:tcBorders>
+              <w:top w:val="single" w:sz="4" w:space="0" w:color="auto"/>
+              <w:left w:val="nil"/>
+              <w:bottom w:val="single" w:sz="4" w:space="0" w:color="auto"/>
+              <w:right w:val="single" w:sz="4" w:space="0" w:color="auto"/>
+            </w:tcBorders>
+            <w:noWrap/>
+            <w:vAlign w:val="center"/>
+          </w:tcPr>
+          <w:p>
+            <w:pPr>
+              <w:rPr>
+                <w:rFonts w:cs="Arial"/>
+                <w:szCs w:val="20"/>
+              </w:rPr>
+            </w:pPr>
+          </w:p>
+        </w:tc>
+      </w:tr>
+      <w:tr>
+        <w:trPr>
+          <w:cantSplit/>
+          <w:trHeight w:val="426"/>
+        </w:trPr>
+        <w:tc>
+          <w:tcPr>
+            <w:tcW w:w="2886" w:type="dxa"/>
+            <w:tcBorders>
+              <w:top w:val="single" w:sz="4" w:space="0" w:color="auto"/>
+              <w:left w:val="single" w:sz="4" w:space="0" w:color="auto"/>
+              <w:bottom w:val="single" w:sz="4" w:space="0" w:color="auto"/>
+              <w:right w:val="single" w:sz="4" w:space="0" w:color="auto"/>
+            </w:tcBorders>
+            <w:noWrap/>
+          </w:tcPr>
+          <w:p>
+            <w:pPr>
+              <w:pStyle w:val="Testnummer"/>
+              <w:rPr>
+                <w:rFonts w:cstheme="minorBidi"/>
+                <w:b w:val="0"/>
+                <w:bCs/>
+                <w:szCs w:val="25"/>
+                <w:lang w:val="en-US" w:bidi="th-TH"/>
+              </w:rPr>
+            </w:pPr>
+            <w:r>
+              <w:rPr>
+                <w:rFonts w:cstheme="minorBidi"/>
+                <w:b w:val="0"/>
+                <w:bCs/>
+                <w:szCs w:val="25"/>
+                <w:lang w:val="en-US" w:bidi="th-TH"/>
+              </w:rPr>
+              <w:t>Delay Off Time for Min. Supply</w:t>
+            </w:r>
+          </w:p>
+        </w:tc>
+        <w:tc>
+          <w:tcPr>
+            <w:tcW w:w="1619" w:type="dxa"/>
+            <w:tcBorders>
+              <w:top w:val="single" w:sz="4" w:space="0" w:color="auto"/>
+              <w:left w:val="nil"/>
+              <w:bottom w:val="single" w:sz="4" w:space="0" w:color="auto"/>
+              <w:right w:val="single" w:sz="4" w:space="0" w:color="auto"/>
+            </w:tcBorders>
+          </w:tcPr>
+          <w:p>
+            <w:pPr>
+              <w:rPr>
+                <w:rFonts w:cs="Arial"/>
+                <w:szCs w:val="20"/>
+              </w:rPr>
+            </w:pPr>
+            <w:r>
+              <w:t>0 … 5000</w:t>
+            </w:r>
+          </w:p>
+        </w:tc>
+        <w:tc>
+          <w:tcPr>
+            <w:tcW w:w="1619" w:type="dxa"/>
+            <w:tcBorders>
+              <w:top w:val="single" w:sz="4" w:space="0" w:color="auto"/>
+              <w:left w:val="nil"/>
+              <w:bottom w:val="single" w:sz="4" w:space="0" w:color="auto"/>
+              <w:right w:val="single" w:sz="4" w:space="0" w:color="auto"/>
+            </w:tcBorders>
+            <w:noWrap/>
+            <w:vAlign w:val="center"/>
+          </w:tcPr>
+          <w:p>
+            <w:pPr>
+              <w:rPr>
+                <w:rFonts w:cs="Arial"/>
+                <w:szCs w:val="20"/>
+              </w:rPr>
+            </w:pPr>
+          </w:p>
+        </w:tc>
+        <w:tc>
+          <w:tcPr>
+            <w:tcW w:w="1798" w:type="dxa"/>
+            <w:tcBorders>
+              <w:top w:val="single" w:sz="4" w:space="0" w:color="auto"/>
+              <w:left w:val="nil"/>
+              <w:bottom w:val="single" w:sz="4" w:space="0" w:color="auto"/>
+              <w:right w:val="single" w:sz="4" w:space="0" w:color="auto"/>
+            </w:tcBorders>
+            <w:noWrap/>
+            <w:vAlign w:val="center"/>
+          </w:tcPr>
+          <w:p>
+            <w:pPr>
+              <w:rPr>
+                <w:rFonts w:cs="Arial"/>
+                <w:szCs w:val="20"/>
+              </w:rPr>
+            </w:pPr>
+          </w:p>
+        </w:tc>
+        <w:tc>
+          <w:tcPr>
+            <w:tcW w:w="1623" w:type="dxa"/>
+            <w:tcBorders>
+              <w:top w:val="single" w:sz="4" w:space="0" w:color="auto"/>
+              <w:left w:val="nil"/>
+              <w:bottom w:val="single" w:sz="4" w:space="0" w:color="auto"/>
+              <w:right w:val="single" w:sz="4" w:space="0" w:color="auto"/>
+            </w:tcBorders>
+            <w:noWrap/>
+            <w:vAlign w:val="center"/>
+          </w:tcPr>
+          <w:p>
+            <w:pPr>
+              <w:rPr>
+                <w:rFonts w:cs="Arial"/>
+                <w:szCs w:val="20"/>
+              </w:rPr>
+            </w:pPr>
+          </w:p>
+        </w:tc>
+      </w:tr>
+      <w:tr>
+        <w:trPr>
+          <w:cantSplit/>
+          <w:trHeight w:val="426"/>
+        </w:trPr>
+        <w:tc>
+          <w:tcPr>
+            <w:tcW w:w="2886" w:type="dxa"/>
+            <w:tcBorders>
+              <w:top w:val="single" w:sz="4" w:space="0" w:color="auto"/>
+              <w:left w:val="single" w:sz="4" w:space="0" w:color="auto"/>
+              <w:bottom w:val="single" w:sz="4" w:space="0" w:color="auto"/>
+              <w:right w:val="single" w:sz="4" w:space="0" w:color="auto"/>
+            </w:tcBorders>
+            <w:noWrap/>
+          </w:tcPr>
+          <w:p>
+            <w:pPr>
+              <w:pStyle w:val="Testnummer"/>
+              <w:rPr>
+                <w:rFonts w:cstheme="minorBidi"/>
+                <w:b w:val="0"/>
+                <w:bCs/>
+                <w:szCs w:val="25"/>
+                <w:lang w:val="en-US" w:bidi="th-TH"/>
+              </w:rPr>
+            </w:pPr>
+            <w:r>
+              <w:rPr>
+                <w:rFonts w:cstheme="minorBidi"/>
+                <w:b w:val="0"/>
+                <w:bCs/>
+                <w:szCs w:val="25"/>
+                <w:lang w:val="en-US" w:bidi="th-TH"/>
+              </w:rPr>
+              <w:t>Filter Time for Min. Supply Signal</w:t>
+            </w:r>
+          </w:p>
+        </w:tc>
+        <w:tc>
+          <w:tcPr>
+            <w:tcW w:w="1619" w:type="dxa"/>
+            <w:tcBorders>
+              <w:top w:val="single" w:sz="4" w:space="0" w:color="auto"/>
+              <w:left w:val="nil"/>
+              <w:bottom w:val="single" w:sz="4" w:space="0" w:color="auto"/>
+              <w:right w:val="single" w:sz="4" w:space="0" w:color="auto"/>
+            </w:tcBorders>
+          </w:tcPr>
+          <w:p>
+            <w:pPr>
+              <w:rPr>
+                <w:rFonts w:cs="Arial"/>
+                <w:szCs w:val="20"/>
+              </w:rPr>
+            </w:pPr>
+            <w:r>
+              <w:t xml:space="preserve">0 … </w:t>
+            </w:r>
+            <w:r>
+              <w:rPr>
+                <w:rFonts w:cstheme="minorBidi"/>
+                <w:lang w:bidi="th-TH"/>
+              </w:rPr>
+              <w:t>1</w:t>
+            </w:r>
+            <w:r>
+              <w:t>000</w:t>
+            </w:r>
+          </w:p>
+        </w:tc>
+        <w:tc>
+          <w:tcPr>
+            <w:tcW w:w="1619" w:type="dxa"/>
+            <w:tcBorders>
+              <w:top w:val="single" w:sz="4" w:space="0" w:color="auto"/>
+              <w:left w:val="nil"/>
+              <w:bottom w:val="single" w:sz="4" w:space="0" w:color="auto"/>
+              <w:right w:val="single" w:sz="4" w:space="0" w:color="auto"/>
+            </w:tcBorders>
+            <w:noWrap/>
+            <w:vAlign w:val="center"/>
+          </w:tcPr>
+          <w:p>
+            <w:pPr>
+              <w:rPr>
+                <w:rFonts w:cs="Arial"/>
+                <w:szCs w:val="20"/>
+              </w:rPr>
+            </w:pPr>
+          </w:p>
+        </w:tc>
+        <w:tc>
+          <w:tcPr>
+            <w:tcW w:w="1798" w:type="dxa"/>
+            <w:tcBorders>
+              <w:top w:val="single" w:sz="4" w:space="0" w:color="auto"/>
+              <w:left w:val="nil"/>
+              <w:bottom w:val="single" w:sz="4" w:space="0" w:color="auto"/>
+              <w:right w:val="single" w:sz="4" w:space="0" w:color="auto"/>
+            </w:tcBorders>
+            <w:noWrap/>
+            <w:vAlign w:val="center"/>
+          </w:tcPr>
+          <w:p>
+            <w:pPr>
+              <w:rPr>
+                <w:rFonts w:cs="Arial"/>
+                <w:szCs w:val="20"/>
+              </w:rPr>
+            </w:pPr>
+          </w:p>
+        </w:tc>
+        <w:tc>
+          <w:tcPr>
+            <w:tcW w:w="1623" w:type="dxa"/>
+            <w:tcBorders>
+              <w:top w:val="single" w:sz="4" w:space="0" w:color="auto"/>
+              <w:left w:val="nil"/>
+              <w:bottom w:val="single" w:sz="4" w:space="0" w:color="auto"/>
+              <w:right w:val="single" w:sz="4" w:space="0" w:color="auto"/>
+            </w:tcBorders>
+            <w:noWrap/>
+            <w:vAlign w:val="center"/>
+          </w:tcPr>
+          <w:p>
+            <w:pPr>
+              <w:rPr>
+                <w:rFonts w:cs="Arial"/>
+                <w:szCs w:val="20"/>
+              </w:rPr>
+            </w:pPr>
+          </w:p>
+        </w:tc>
+      </w:tr>
+    </w:tbl>
+    <w:p/>
+    <w:p>
+      <w:pPr>
+        <w:spacing w:after="160" w:line="278" w:lineRule="auto"/>
+      </w:pPr>
     </w:p>
     <w:sectPr>
       <w:pgSz w:w="12240" w:h="15840"/>

--- a/IQOQDQ/OQ_HMI/Machine type/VI 10/View_SettingsView_V0300_30_InfeedConvView_Tab_1.docx
+++ b/IQOQDQ/OQ_HMI/Machine type/VI 10/View_SettingsView_V0300_30_InfeedConvView_Tab_1.docx
@@ -53,7 +53,13 @@
               <w:t>\</w:t>
             </w:r>
             <w:r>
-              <w:t>Infeed conveyor\product infeed</w:t>
+              <w:t>Infeed conveyor\</w:t>
+            </w:r>
+            <w:r>
+              <w:t>Vials</w:t>
+            </w:r>
+            <w:r>
+              <w:t xml:space="preserve"> infeed</w:t>
             </w:r>
             <w:r>
               <w:t xml:space="preserve"> (Page 1 of 2)</w:t>
@@ -462,7 +468,7 @@
             <w:pPr>
               <w:pStyle w:val="Testnummer"/>
               <w:rPr>
-                <w:rFonts w:cstheme="minorBidi" w:hint="cs"/>
+                <w:rFonts w:cstheme="minorBidi"/>
                 <w:b w:val="0"/>
                 <w:bCs/>
                 <w:szCs w:val="25"/>
@@ -497,7 +503,7 @@
             <w:pPr>
               <w:pStyle w:val="Testnummer"/>
               <w:rPr>
-                <w:rFonts w:cstheme="minorBidi" w:hint="cs"/>
+                <w:rFonts w:cstheme="minorBidi"/>
                 <w:b w:val="0"/>
                 <w:bCs/>
                 <w:szCs w:val="25"/>
@@ -632,7 +638,7 @@
             <w:pPr>
               <w:pStyle w:val="Testnummer"/>
               <w:rPr>
-                <w:rFonts w:cstheme="minorBidi" w:hint="cs"/>
+                <w:rFonts w:cstheme="minorBidi"/>
                 <w:b w:val="0"/>
                 <w:bCs/>
                 <w:szCs w:val="25"/>
@@ -1387,16 +1393,16 @@
               <w:t>Operation\</w:t>
             </w:r>
             <w:r>
-              <w:t>Infeed conveyor\product infeed</w:t>
-            </w:r>
-            <w:r>
-              <w:t xml:space="preserve"> (Page </w:t>
-            </w:r>
-            <w:r>
-              <w:t>2</w:t>
-            </w:r>
-            <w:r>
-              <w:t xml:space="preserve"> of 2)</w:t>
+              <w:t>Infeed conveyor\</w:t>
+            </w:r>
+            <w:r>
+              <w:t>Vials</w:t>
+            </w:r>
+            <w:r>
+              <w:t xml:space="preserve"> infeed</w:t>
+            </w:r>
+            <w:r>
+              <w:t xml:space="preserve"> (Page 2 of 2)</w:t>
             </w:r>
           </w:p>
         </w:tc>
